--- a/docs/shot-list.docx
+++ b/docs/shot-list.docx
@@ -200,19 +200,148 @@
           <w:sz w:val="30"/>
           <w:szCs w:val="30"/>
         </w:rPr>
-        <w:t xml:space="preserve">The rule that decides where to buy</w:t>
-      </w:r>
-    </w:p>
-    <w:p>
-      <w:pPr>
-        <w:spacing w:after="160" w:line="276"/>
-      </w:pPr>
-      <w:r>
-        <w:rPr>
-          <w:b/>
-          <w:bCs/>
-        </w:rPr>
-        <w:t xml:space="preserve">Any slot where a child's face is identifiable needs a model release</w:t>
+        <w:t xml:space="preserve">Where these come from, which is not one answer</w:t>
+      </w:r>
+    </w:p>
+    <w:p>
+      <w:pPr>
+        <w:spacing w:after="160" w:line="276"/>
+      </w:pPr>
+      <w:r>
+        <w:rPr>
+          <w:b/>
+          <w:bCs/>
+        </w:rPr>
+        <w:t xml:space="preserve">The set is mixed, and that has to be written down per image rather than assumed.</w:t>
+      </w:r>
+      <w:r>
+        <w:t xml:space="preserve"> The original eleven were generated, deliberately — the note at the top of </w:t>
+      </w:r>
+      <w:r>
+        <w:rPr>
+          <w:rFonts w:ascii="Consolas" w:cs="Consolas" w:eastAsia="Consolas" w:hAnsi="Consolas"/>
+          <w:color w:val="A8542A"/>
+          <w:sz w:val="19"/>
+          <w:szCs w:val="19"/>
+        </w:rPr>
+        <w:t xml:space="preserve">templates/pages/home.html</w:t>
+      </w:r>
+      <w:r>
+        <w:t xml:space="preserve"> records it and the reasoning: no model releases are involved and nobody in them is a real child. Later replacements have not all been made the same way.</w:t>
+      </w:r>
+    </w:p>
+    <w:p>
+      <w:pPr>
+        <w:spacing w:after="160" w:line="276"/>
+      </w:pPr>
+      <w:r>
+        <w:t xml:space="preserve">That is a workable position, but only while anybody can tell which is which. Two things follow from an image being generated rather than photographed, and both bite silently:</w:t>
+      </w:r>
+    </w:p>
+    <w:p>
+      <w:pPr>
+        <w:pStyle w:val="ListParagraph"/>
+        <w:numPr>
+          <w:ilvl w:val="0"/>
+          <w:numId w:val="2"/>
+        </w:numPr>
+        <w:spacing w:after="100" w:line="276"/>
+      </w:pPr>
+      <w:r>
+        <w:rPr>
+          <w:b/>
+          <w:bCs/>
+        </w:rPr>
+        <w:t xml:space="preserve">There is no copyright in it.</w:t>
+      </w:r>
+      <w:r>
+        <w:t xml:space="preserve"> Nothing stops a competitor using the same image, and nothing is infringed if they do. Fine for most slots; worth knowing before one of them becomes the thing the brand is recognised by.</w:t>
+      </w:r>
+    </w:p>
+    <w:p>
+      <w:pPr>
+        <w:pStyle w:val="ListParagraph"/>
+        <w:numPr>
+          <w:ilvl w:val="0"/>
+          <w:numId w:val="2"/>
+        </w:numPr>
+        <w:spacing w:after="100" w:line="276"/>
+      </w:pPr>
+      <w:r>
+        <w:rPr>
+          <w:b/>
+          <w:bCs/>
+        </w:rPr>
+        <w:t xml:space="preserve">It has to be checked at full size for garbled text and broken hands.</w:t>
+      </w:r>
+      <w:r>
+        <w:t xml:space="preserve"> Anything with writing in frame — worksheets, blocks, signage, sticky notes — is where generation fails, and on a site about schoolwork it fails visibly. Hands holding tools are the other one.</w:t>
+      </w:r>
+    </w:p>
+    <w:p>
+      <w:pPr>
+        <w:spacing w:after="160" w:line="276"/>
+      </w:pPr>
+      <w:r>
+        <w:t xml:space="preserve">So the audit table below carries a provenance column. Fill it in as images are replaced; </w:t>
+      </w:r>
+      <w:r>
+        <w:rPr>
+          <w:rFonts w:ascii="Consolas" w:cs="Consolas" w:eastAsia="Consolas" w:hAnsi="Consolas"/>
+          <w:color w:val="A8542A"/>
+          <w:sz w:val="19"/>
+          <w:szCs w:val="19"/>
+        </w:rPr>
+        <w:t xml:space="preserve">[[TO CONFIRM]]</w:t>
+      </w:r>
+      <w:r>
+        <w:t xml:space="preserve"> is not a stalling device, it is an honest record that nobody currently knows.</w:t>
+      </w:r>
+    </w:p>
+    <w:p>
+      <w:pPr>
+        <w:pStyle w:val="Heading1"/>
+        <w:spacing w:after="160" w:before="400"/>
+      </w:pPr>
+      <w:r>
+        <w:rPr>
+          <w:b/>
+          <w:bCs/>
+          <w:color w:val="2F6B4F"/>
+          <w:sz w:val="30"/>
+          <w:szCs w:val="30"/>
+        </w:rPr>
+        <w:t xml:space="preserve">The rule that decides where to buy, when buying</w:t>
+      </w:r>
+    </w:p>
+    <w:p>
+      <w:pPr>
+        <w:spacing w:after="160" w:line="276"/>
+      </w:pPr>
+      <w:r>
+        <w:t xml:space="preserve">This section applies to </w:t>
+      </w:r>
+      <w:r>
+        <w:rPr>
+          <w:b/>
+          <w:bCs/>
+        </w:rPr>
+        <w:t xml:space="preserve">bought photography only</w:t>
+      </w:r>
+      <w:r>
+        <w:t xml:space="preserve">. A generated image has no model to release, which is most of why the original set was generated at all — the quality bar in the section above replaces it.</w:t>
+      </w:r>
+    </w:p>
+    <w:p>
+      <w:pPr>
+        <w:spacing w:after="160" w:line="276"/>
+      </w:pPr>
+      <w:r>
+        <w:rPr>
+          <w:b/>
+          <w:bCs/>
+        </w:rPr>
+        <w:t xml:space="preserve">Any bought slot where a child's face is identifiable needs a model release</w:t>
       </w:r>
       <w:r>
         <w:t xml:space="preserve">, and a release for a minor means a parent or guardian signed it. Free libraries do not supply releases — Unsplash says outright that it does not guarantee commercial use of images with identifiable people and that the responsibility is yours; Pexels does not address releases at all. A marketing site is commercial use of a likeness.</w:t>
@@ -675,10 +804,11 @@
         </w:tblBorders>
       </w:tblPr>
       <w:tblGrid>
-        <w:gridCol w:w="1411"/>
-        <w:gridCol w:w="2621"/>
-        <w:gridCol w:w="2621"/>
-        <w:gridCol w:w="3427"/>
+        <w:gridCol w:w="2016"/>
+        <w:gridCol w:w="2016"/>
+        <w:gridCol w:w="2016"/>
+        <w:gridCol w:w="2016"/>
+        <w:gridCol w:w="2016"/>
       </w:tblGrid>
       <w:tr>
         <w:trPr>
@@ -686,7 +816,7 @@
         </w:trPr>
         <w:tc>
           <w:tcPr>
-            <w:tcW w:type="dxa" w:w="1411"/>
+            <w:tcW w:type="dxa" w:w="2016"/>
             <w:shd w:fill="EEF3EA" w:val="clear"/>
             <w:tcMar>
               <w:top w:type="dxa" w:w="90"/>
@@ -711,7 +841,7 @@
         </w:tc>
         <w:tc>
           <w:tcPr>
-            <w:tcW w:type="dxa" w:w="2621"/>
+            <w:tcW w:type="dxa" w:w="2016"/>
             <w:shd w:fill="EEF3EA" w:val="clear"/>
             <w:tcMar>
               <w:top w:type="dxa" w:w="90"/>
@@ -736,7 +866,7 @@
         </w:tc>
         <w:tc>
           <w:tcPr>
-            <w:tcW w:type="dxa" w:w="2621"/>
+            <w:tcW w:type="dxa" w:w="2016"/>
             <w:shd w:fill="EEF3EA" w:val="clear"/>
             <w:tcMar>
               <w:top w:type="dxa" w:w="90"/>
@@ -761,7 +891,32 @@
         </w:tc>
         <w:tc>
           <w:tcPr>
-            <w:tcW w:type="dxa" w:w="3427"/>
+            <w:tcW w:type="dxa" w:w="2016"/>
+            <w:shd w:fill="EEF3EA" w:val="clear"/>
+            <w:tcMar>
+              <w:top w:type="dxa" w:w="90"/>
+              <w:left w:type="dxa" w:w="120"/>
+              <w:bottom w:type="dxa" w:w="90"/>
+              <w:right w:type="dxa" w:w="120"/>
+            </w:tcMar>
+          </w:tcPr>
+          <w:p>
+            <w:pPr>
+              <w:spacing w:after="0" w:line="260"/>
+            </w:pPr>
+            <w:r>
+              <w:rPr>
+                <w:b/>
+                <w:bCs/>
+                <w:color w:val="2F6B4F"/>
+              </w:rPr>
+              <w:t xml:space="preserve">Origin</w:t>
+            </w:r>
+          </w:p>
+        </w:tc>
+        <w:tc>
+          <w:tcPr>
+            <w:tcW w:type="dxa" w:w="2016"/>
             <w:shd w:fill="EEF3EA" w:val="clear"/>
             <w:tcMar>
               <w:top w:type="dxa" w:w="90"/>
@@ -791,7 +946,7 @@
         </w:trPr>
         <w:tc>
           <w:tcPr>
-            <w:tcW w:type="dxa" w:w="1411"/>
+            <w:tcW w:type="dxa" w:w="2016"/>
             <w:tcMar>
               <w:top w:type="dxa" w:w="90"/>
               <w:left w:type="dxa" w:w="120"/>
@@ -810,7 +965,7 @@
         </w:tc>
         <w:tc>
           <w:tcPr>
-            <w:tcW w:type="dxa" w:w="2621"/>
+            <w:tcW w:type="dxa" w:w="2016"/>
             <w:tcMar>
               <w:top w:type="dxa" w:w="90"/>
               <w:left w:type="dxa" w:w="120"/>
@@ -845,7 +1000,7 @@
         </w:tc>
         <w:tc>
           <w:tcPr>
-            <w:tcW w:type="dxa" w:w="2621"/>
+            <w:tcW w:type="dxa" w:w="2016"/>
             <w:tcMar>
               <w:top w:type="dxa" w:w="90"/>
               <w:left w:type="dxa" w:w="120"/>
@@ -864,7 +1019,26 @@
         </w:tc>
         <w:tc>
           <w:tcPr>
-            <w:tcW w:type="dxa" w:w="3427"/>
+            <w:tcW w:type="dxa" w:w="2016"/>
+            <w:tcMar>
+              <w:top w:type="dxa" w:w="90"/>
+              <w:left w:type="dxa" w:w="120"/>
+              <w:bottom w:type="dxa" w:w="90"/>
+              <w:right w:type="dxa" w:w="120"/>
+            </w:tcMar>
+          </w:tcPr>
+          <w:p>
+            <w:pPr>
+              <w:spacing w:after="0" w:line="260"/>
+            </w:pPr>
+            <w:r>
+              <w:t xml:space="preserve">[[TO CONFIRM]]</w:t>
+            </w:r>
+          </w:p>
+        </w:tc>
+        <w:tc>
+          <w:tcPr>
+            <w:tcW w:type="dxa" w:w="2016"/>
             <w:tcMar>
               <w:top w:type="dxa" w:w="90"/>
               <w:left w:type="dxa" w:w="120"/>
@@ -907,7 +1081,7 @@
         </w:trPr>
         <w:tc>
           <w:tcPr>
-            <w:tcW w:type="dxa" w:w="1411"/>
+            <w:tcW w:type="dxa" w:w="2016"/>
             <w:tcMar>
               <w:top w:type="dxa" w:w="90"/>
               <w:left w:type="dxa" w:w="120"/>
@@ -926,7 +1100,7 @@
         </w:tc>
         <w:tc>
           <w:tcPr>
-            <w:tcW w:type="dxa" w:w="2621"/>
+            <w:tcW w:type="dxa" w:w="2016"/>
             <w:tcMar>
               <w:top w:type="dxa" w:w="90"/>
               <w:left w:type="dxa" w:w="120"/>
@@ -951,7 +1125,7 @@
         </w:tc>
         <w:tc>
           <w:tcPr>
-            <w:tcW w:type="dxa" w:w="2621"/>
+            <w:tcW w:type="dxa" w:w="2016"/>
             <w:tcMar>
               <w:top w:type="dxa" w:w="90"/>
               <w:left w:type="dxa" w:w="120"/>
@@ -970,7 +1144,26 @@
         </w:tc>
         <w:tc>
           <w:tcPr>
-            <w:tcW w:type="dxa" w:w="3427"/>
+            <w:tcW w:type="dxa" w:w="2016"/>
+            <w:tcMar>
+              <w:top w:type="dxa" w:w="90"/>
+              <w:left w:type="dxa" w:w="120"/>
+              <w:bottom w:type="dxa" w:w="90"/>
+              <w:right w:type="dxa" w:w="120"/>
+            </w:tcMar>
+          </w:tcPr>
+          <w:p>
+            <w:pPr>
+              <w:spacing w:after="0" w:line="260"/>
+            </w:pPr>
+            <w:r>
+              <w:t xml:space="preserve">Generated</w:t>
+            </w:r>
+          </w:p>
+        </w:tc>
+        <w:tc>
+          <w:tcPr>
+            <w:tcW w:type="dxa" w:w="2016"/>
             <w:tcMar>
               <w:top w:type="dxa" w:w="90"/>
               <w:left w:type="dxa" w:w="120"/>
@@ -994,7 +1187,7 @@
         </w:trPr>
         <w:tc>
           <w:tcPr>
-            <w:tcW w:type="dxa" w:w="1411"/>
+            <w:tcW w:type="dxa" w:w="2016"/>
             <w:tcMar>
               <w:top w:type="dxa" w:w="90"/>
               <w:left w:type="dxa" w:w="120"/>
@@ -1013,7 +1206,7 @@
         </w:tc>
         <w:tc>
           <w:tcPr>
-            <w:tcW w:type="dxa" w:w="2621"/>
+            <w:tcW w:type="dxa" w:w="2016"/>
             <w:tcMar>
               <w:top w:type="dxa" w:w="90"/>
               <w:left w:type="dxa" w:w="120"/>
@@ -1038,7 +1231,7 @@
         </w:tc>
         <w:tc>
           <w:tcPr>
-            <w:tcW w:type="dxa" w:w="2621"/>
+            <w:tcW w:type="dxa" w:w="2016"/>
             <w:tcMar>
               <w:top w:type="dxa" w:w="90"/>
               <w:left w:type="dxa" w:w="120"/>
@@ -1057,7 +1250,26 @@
         </w:tc>
         <w:tc>
           <w:tcPr>
-            <w:tcW w:type="dxa" w:w="3427"/>
+            <w:tcW w:type="dxa" w:w="2016"/>
+            <w:tcMar>
+              <w:top w:type="dxa" w:w="90"/>
+              <w:left w:type="dxa" w:w="120"/>
+              <w:bottom w:type="dxa" w:w="90"/>
+              <w:right w:type="dxa" w:w="120"/>
+            </w:tcMar>
+          </w:tcPr>
+          <w:p>
+            <w:pPr>
+              <w:spacing w:after="0" w:line="260"/>
+            </w:pPr>
+            <w:r>
+              <w:t xml:space="preserve">Generated</w:t>
+            </w:r>
+          </w:p>
+        </w:tc>
+        <w:tc>
+          <w:tcPr>
+            <w:tcW w:type="dxa" w:w="2016"/>
             <w:tcMar>
               <w:top w:type="dxa" w:w="90"/>
               <w:left w:type="dxa" w:w="120"/>
@@ -1085,7 +1297,7 @@
         </w:trPr>
         <w:tc>
           <w:tcPr>
-            <w:tcW w:type="dxa" w:w="1411"/>
+            <w:tcW w:type="dxa" w:w="2016"/>
             <w:tcMar>
               <w:top w:type="dxa" w:w="90"/>
               <w:left w:type="dxa" w:w="120"/>
@@ -1104,7 +1316,7 @@
         </w:tc>
         <w:tc>
           <w:tcPr>
-            <w:tcW w:type="dxa" w:w="2621"/>
+            <w:tcW w:type="dxa" w:w="2016"/>
             <w:tcMar>
               <w:top w:type="dxa" w:w="90"/>
               <w:left w:type="dxa" w:w="120"/>
@@ -1129,7 +1341,7 @@
         </w:tc>
         <w:tc>
           <w:tcPr>
-            <w:tcW w:type="dxa" w:w="2621"/>
+            <w:tcW w:type="dxa" w:w="2016"/>
             <w:tcMar>
               <w:top w:type="dxa" w:w="90"/>
               <w:left w:type="dxa" w:w="120"/>
@@ -1148,7 +1360,26 @@
         </w:tc>
         <w:tc>
           <w:tcPr>
-            <w:tcW w:type="dxa" w:w="3427"/>
+            <w:tcW w:type="dxa" w:w="2016"/>
+            <w:tcMar>
+              <w:top w:type="dxa" w:w="90"/>
+              <w:left w:type="dxa" w:w="120"/>
+              <w:bottom w:type="dxa" w:w="90"/>
+              <w:right w:type="dxa" w:w="120"/>
+            </w:tcMar>
+          </w:tcPr>
+          <w:p>
+            <w:pPr>
+              <w:spacing w:after="0" w:line="260"/>
+            </w:pPr>
+            <w:r>
+              <w:t xml:space="preserve">Generated</w:t>
+            </w:r>
+          </w:p>
+        </w:tc>
+        <w:tc>
+          <w:tcPr>
+            <w:tcW w:type="dxa" w:w="2016"/>
             <w:tcMar>
               <w:top w:type="dxa" w:w="90"/>
               <w:left w:type="dxa" w:w="120"/>
@@ -1172,7 +1403,7 @@
         </w:trPr>
         <w:tc>
           <w:tcPr>
-            <w:tcW w:type="dxa" w:w="1411"/>
+            <w:tcW w:type="dxa" w:w="2016"/>
             <w:tcMar>
               <w:top w:type="dxa" w:w="90"/>
               <w:left w:type="dxa" w:w="120"/>
@@ -1191,7 +1422,7 @@
         </w:tc>
         <w:tc>
           <w:tcPr>
-            <w:tcW w:type="dxa" w:w="2621"/>
+            <w:tcW w:type="dxa" w:w="2016"/>
             <w:tcMar>
               <w:top w:type="dxa" w:w="90"/>
               <w:left w:type="dxa" w:w="120"/>
@@ -1216,7 +1447,7 @@
         </w:tc>
         <w:tc>
           <w:tcPr>
-            <w:tcW w:type="dxa" w:w="2621"/>
+            <w:tcW w:type="dxa" w:w="2016"/>
             <w:tcMar>
               <w:top w:type="dxa" w:w="90"/>
               <w:left w:type="dxa" w:w="120"/>
@@ -1235,7 +1466,26 @@
         </w:tc>
         <w:tc>
           <w:tcPr>
-            <w:tcW w:type="dxa" w:w="3427"/>
+            <w:tcW w:type="dxa" w:w="2016"/>
+            <w:tcMar>
+              <w:top w:type="dxa" w:w="90"/>
+              <w:left w:type="dxa" w:w="120"/>
+              <w:bottom w:type="dxa" w:w="90"/>
+              <w:right w:type="dxa" w:w="120"/>
+            </w:tcMar>
+          </w:tcPr>
+          <w:p>
+            <w:pPr>
+              <w:spacing w:after="0" w:line="260"/>
+            </w:pPr>
+            <w:r>
+              <w:t xml:space="preserve">[[TO CONFIRM]]</w:t>
+            </w:r>
+          </w:p>
+        </w:tc>
+        <w:tc>
+          <w:tcPr>
+            <w:tcW w:type="dxa" w:w="2016"/>
             <w:tcMar>
               <w:top w:type="dxa" w:w="90"/>
               <w:left w:type="dxa" w:w="120"/>
@@ -1266,7 +1516,7 @@
         </w:trPr>
         <w:tc>
           <w:tcPr>
-            <w:tcW w:type="dxa" w:w="1411"/>
+            <w:tcW w:type="dxa" w:w="2016"/>
             <w:tcMar>
               <w:top w:type="dxa" w:w="90"/>
               <w:left w:type="dxa" w:w="120"/>
@@ -1285,7 +1535,7 @@
         </w:tc>
         <w:tc>
           <w:tcPr>
-            <w:tcW w:type="dxa" w:w="2621"/>
+            <w:tcW w:type="dxa" w:w="2016"/>
             <w:tcMar>
               <w:top w:type="dxa" w:w="90"/>
               <w:left w:type="dxa" w:w="120"/>
@@ -1310,7 +1560,7 @@
         </w:tc>
         <w:tc>
           <w:tcPr>
-            <w:tcW w:type="dxa" w:w="2621"/>
+            <w:tcW w:type="dxa" w:w="2016"/>
             <w:tcMar>
               <w:top w:type="dxa" w:w="90"/>
               <w:left w:type="dxa" w:w="120"/>
@@ -1329,7 +1579,26 @@
         </w:tc>
         <w:tc>
           <w:tcPr>
-            <w:tcW w:type="dxa" w:w="3427"/>
+            <w:tcW w:type="dxa" w:w="2016"/>
+            <w:tcMar>
+              <w:top w:type="dxa" w:w="90"/>
+              <w:left w:type="dxa" w:w="120"/>
+              <w:bottom w:type="dxa" w:w="90"/>
+              <w:right w:type="dxa" w:w="120"/>
+            </w:tcMar>
+          </w:tcPr>
+          <w:p>
+            <w:pPr>
+              <w:spacing w:after="0" w:line="260"/>
+            </w:pPr>
+            <w:r>
+              <w:t xml:space="preserve">Generated</w:t>
+            </w:r>
+          </w:p>
+        </w:tc>
+        <w:tc>
+          <w:tcPr>
+            <w:tcW w:type="dxa" w:w="2016"/>
             <w:tcMar>
               <w:top w:type="dxa" w:w="90"/>
               <w:left w:type="dxa" w:w="120"/>
@@ -1353,7 +1622,7 @@
         </w:trPr>
         <w:tc>
           <w:tcPr>
-            <w:tcW w:type="dxa" w:w="1411"/>
+            <w:tcW w:type="dxa" w:w="2016"/>
             <w:tcMar>
               <w:top w:type="dxa" w:w="90"/>
               <w:left w:type="dxa" w:w="120"/>
@@ -1372,7 +1641,7 @@
         </w:tc>
         <w:tc>
           <w:tcPr>
-            <w:tcW w:type="dxa" w:w="2621"/>
+            <w:tcW w:type="dxa" w:w="2016"/>
             <w:tcMar>
               <w:top w:type="dxa" w:w="90"/>
               <w:left w:type="dxa" w:w="120"/>
@@ -1397,7 +1666,7 @@
         </w:tc>
         <w:tc>
           <w:tcPr>
-            <w:tcW w:type="dxa" w:w="2621"/>
+            <w:tcW w:type="dxa" w:w="2016"/>
             <w:tcMar>
               <w:top w:type="dxa" w:w="90"/>
               <w:left w:type="dxa" w:w="120"/>
@@ -1416,7 +1685,26 @@
         </w:tc>
         <w:tc>
           <w:tcPr>
-            <w:tcW w:type="dxa" w:w="3427"/>
+            <w:tcW w:type="dxa" w:w="2016"/>
+            <w:tcMar>
+              <w:top w:type="dxa" w:w="90"/>
+              <w:left w:type="dxa" w:w="120"/>
+              <w:bottom w:type="dxa" w:w="90"/>
+              <w:right w:type="dxa" w:w="120"/>
+            </w:tcMar>
+          </w:tcPr>
+          <w:p>
+            <w:pPr>
+              <w:spacing w:after="0" w:line="260"/>
+            </w:pPr>
+            <w:r>
+              <w:t xml:space="preserve">Generated</w:t>
+            </w:r>
+          </w:p>
+        </w:tc>
+        <w:tc>
+          <w:tcPr>
+            <w:tcW w:type="dxa" w:w="2016"/>
             <w:tcMar>
               <w:top w:type="dxa" w:w="90"/>
               <w:left w:type="dxa" w:w="120"/>
@@ -1444,7 +1732,7 @@
         </w:trPr>
         <w:tc>
           <w:tcPr>
-            <w:tcW w:type="dxa" w:w="1411"/>
+            <w:tcW w:type="dxa" w:w="2016"/>
             <w:tcMar>
               <w:top w:type="dxa" w:w="90"/>
               <w:left w:type="dxa" w:w="120"/>
@@ -1463,7 +1751,7 @@
         </w:tc>
         <w:tc>
           <w:tcPr>
-            <w:tcW w:type="dxa" w:w="2621"/>
+            <w:tcW w:type="dxa" w:w="2016"/>
             <w:tcMar>
               <w:top w:type="dxa" w:w="90"/>
               <w:left w:type="dxa" w:w="120"/>
@@ -1488,7 +1776,7 @@
         </w:tc>
         <w:tc>
           <w:tcPr>
-            <w:tcW w:type="dxa" w:w="2621"/>
+            <w:tcW w:type="dxa" w:w="2016"/>
             <w:tcMar>
               <w:top w:type="dxa" w:w="90"/>
               <w:left w:type="dxa" w:w="120"/>
@@ -1507,7 +1795,26 @@
         </w:tc>
         <w:tc>
           <w:tcPr>
-            <w:tcW w:type="dxa" w:w="3427"/>
+            <w:tcW w:type="dxa" w:w="2016"/>
+            <w:tcMar>
+              <w:top w:type="dxa" w:w="90"/>
+              <w:left w:type="dxa" w:w="120"/>
+              <w:bottom w:type="dxa" w:w="90"/>
+              <w:right w:type="dxa" w:w="120"/>
+            </w:tcMar>
+          </w:tcPr>
+          <w:p>
+            <w:pPr>
+              <w:spacing w:after="0" w:line="260"/>
+            </w:pPr>
+            <w:r>
+              <w:t xml:space="preserve">[[TO CONFIRM]]</w:t>
+            </w:r>
+          </w:p>
+        </w:tc>
+        <w:tc>
+          <w:tcPr>
+            <w:tcW w:type="dxa" w:w="2016"/>
             <w:tcMar>
               <w:top w:type="dxa" w:w="90"/>
               <w:left w:type="dxa" w:w="120"/>
@@ -1538,7 +1845,7 @@
         </w:trPr>
         <w:tc>
           <w:tcPr>
-            <w:tcW w:type="dxa" w:w="1411"/>
+            <w:tcW w:type="dxa" w:w="2016"/>
             <w:tcMar>
               <w:top w:type="dxa" w:w="90"/>
               <w:left w:type="dxa" w:w="120"/>
@@ -1557,7 +1864,7 @@
         </w:tc>
         <w:tc>
           <w:tcPr>
-            <w:tcW w:type="dxa" w:w="2621"/>
+            <w:tcW w:type="dxa" w:w="2016"/>
             <w:tcMar>
               <w:top w:type="dxa" w:w="90"/>
               <w:left w:type="dxa" w:w="120"/>
@@ -1582,7 +1889,7 @@
         </w:tc>
         <w:tc>
           <w:tcPr>
-            <w:tcW w:type="dxa" w:w="2621"/>
+            <w:tcW w:type="dxa" w:w="2016"/>
             <w:tcMar>
               <w:top w:type="dxa" w:w="90"/>
               <w:left w:type="dxa" w:w="120"/>
@@ -1601,7 +1908,26 @@
         </w:tc>
         <w:tc>
           <w:tcPr>
-            <w:tcW w:type="dxa" w:w="3427"/>
+            <w:tcW w:type="dxa" w:w="2016"/>
+            <w:tcMar>
+              <w:top w:type="dxa" w:w="90"/>
+              <w:left w:type="dxa" w:w="120"/>
+              <w:bottom w:type="dxa" w:w="90"/>
+              <w:right w:type="dxa" w:w="120"/>
+            </w:tcMar>
+          </w:tcPr>
+          <w:p>
+            <w:pPr>
+              <w:spacing w:after="0" w:line="260"/>
+            </w:pPr>
+            <w:r>
+              <w:t xml:space="preserve">Generated</w:t>
+            </w:r>
+          </w:p>
+        </w:tc>
+        <w:tc>
+          <w:tcPr>
+            <w:tcW w:type="dxa" w:w="2016"/>
             <w:tcMar>
               <w:top w:type="dxa" w:w="90"/>
               <w:left w:type="dxa" w:w="120"/>
@@ -1632,7 +1958,7 @@
         </w:trPr>
         <w:tc>
           <w:tcPr>
-            <w:tcW w:type="dxa" w:w="1411"/>
+            <w:tcW w:type="dxa" w:w="2016"/>
             <w:tcMar>
               <w:top w:type="dxa" w:w="90"/>
               <w:left w:type="dxa" w:w="120"/>
@@ -1651,7 +1977,7 @@
         </w:tc>
         <w:tc>
           <w:tcPr>
-            <w:tcW w:type="dxa" w:w="2621"/>
+            <w:tcW w:type="dxa" w:w="2016"/>
             <w:tcMar>
               <w:top w:type="dxa" w:w="90"/>
               <w:left w:type="dxa" w:w="120"/>
@@ -1676,7 +2002,7 @@
         </w:tc>
         <w:tc>
           <w:tcPr>
-            <w:tcW w:type="dxa" w:w="2621"/>
+            <w:tcW w:type="dxa" w:w="2016"/>
             <w:tcMar>
               <w:top w:type="dxa" w:w="90"/>
               <w:left w:type="dxa" w:w="120"/>
@@ -1695,7 +2021,26 @@
         </w:tc>
         <w:tc>
           <w:tcPr>
-            <w:tcW w:type="dxa" w:w="3427"/>
+            <w:tcW w:type="dxa" w:w="2016"/>
+            <w:tcMar>
+              <w:top w:type="dxa" w:w="90"/>
+              <w:left w:type="dxa" w:w="120"/>
+              <w:bottom w:type="dxa" w:w="90"/>
+              <w:right w:type="dxa" w:w="120"/>
+            </w:tcMar>
+          </w:tcPr>
+          <w:p>
+            <w:pPr>
+              <w:spacing w:after="0" w:line="260"/>
+            </w:pPr>
+            <w:r>
+              <w:t xml:space="preserve">Generated</w:t>
+            </w:r>
+          </w:p>
+        </w:tc>
+        <w:tc>
+          <w:tcPr>
+            <w:tcW w:type="dxa" w:w="2016"/>
             <w:tcMar>
               <w:top w:type="dxa" w:w="90"/>
               <w:left w:type="dxa" w:w="120"/>
@@ -1723,7 +2068,7 @@
         </w:trPr>
         <w:tc>
           <w:tcPr>
-            <w:tcW w:type="dxa" w:w="1411"/>
+            <w:tcW w:type="dxa" w:w="2016"/>
             <w:tcMar>
               <w:top w:type="dxa" w:w="90"/>
               <w:left w:type="dxa" w:w="120"/>
@@ -1742,7 +2087,7 @@
         </w:tc>
         <w:tc>
           <w:tcPr>
-            <w:tcW w:type="dxa" w:w="2621"/>
+            <w:tcW w:type="dxa" w:w="2016"/>
             <w:tcMar>
               <w:top w:type="dxa" w:w="90"/>
               <w:left w:type="dxa" w:w="120"/>
@@ -1767,7 +2112,7 @@
         </w:tc>
         <w:tc>
           <w:tcPr>
-            <w:tcW w:type="dxa" w:w="2621"/>
+            <w:tcW w:type="dxa" w:w="2016"/>
             <w:tcMar>
               <w:top w:type="dxa" w:w="90"/>
               <w:left w:type="dxa" w:w="120"/>
@@ -1786,7 +2131,26 @@
         </w:tc>
         <w:tc>
           <w:tcPr>
-            <w:tcW w:type="dxa" w:w="3427"/>
+            <w:tcW w:type="dxa" w:w="2016"/>
+            <w:tcMar>
+              <w:top w:type="dxa" w:w="90"/>
+              <w:left w:type="dxa" w:w="120"/>
+              <w:bottom w:type="dxa" w:w="90"/>
+              <w:right w:type="dxa" w:w="120"/>
+            </w:tcMar>
+          </w:tcPr>
+          <w:p>
+            <w:pPr>
+              <w:spacing w:after="0" w:line="260"/>
+            </w:pPr>
+            <w:r>
+              <w:t xml:space="preserve">Generated</w:t>
+            </w:r>
+          </w:p>
+        </w:tc>
+        <w:tc>
+          <w:tcPr>
+            <w:tcW w:type="dxa" w:w="2016"/>
             <w:tcMar>
               <w:top w:type="dxa" w:w="90"/>
               <w:left w:type="dxa" w:w="120"/>
@@ -1905,7 +2269,49 @@
         <w:spacing w:after="160" w:line="276"/>
       </w:pPr>
       <w:r>
-        <w:t xml:space="preserve">The first reason is the one that generalises. This page argues that these are real families keeping real records, which makes invented children a poor fit for it whatever the licence says, and a bad thing to be found out about later. Check provenance on anything bought from here on, and keep it with the receipts.</w:t>
+        <w:rPr>
+          <w:b/>
+          <w:bCs/>
+        </w:rPr>
+        <w:t xml:space="preserve">The rejection was on craft, not on origin — and the first draft of this note got that wrong.</w:t>
+      </w:r>
+      <w:r>
+        <w:t xml:space="preserve"> It argued that invented children are a poor fit for a page about real families, which reads as a principle and is not one this project holds: the original eleven were generated on purpose, for reasons recorded at the top of </w:t>
+      </w:r>
+      <w:r>
+        <w:rPr>
+          <w:rFonts w:ascii="Consolas" w:cs="Consolas" w:eastAsia="Consolas" w:hAnsi="Consolas"/>
+          <w:color w:val="A8542A"/>
+          <w:sz w:val="19"/>
+          <w:szCs w:val="19"/>
+        </w:rPr>
+        <w:t xml:space="preserve">home.html</w:t>
+      </w:r>
+      <w:r>
+        <w:t xml:space="preserve">. Generation is not the objection.</w:t>
+      </w:r>
+    </w:p>
+    <w:p>
+      <w:pPr>
+        <w:spacing w:after="160" w:line="276"/>
+      </w:pPr>
+      <w:r>
+        <w:rPr>
+          <w:i/>
+          <w:iCs/>
+        </w:rPr>
+        <w:t xml:space="preserve">Bad</w:t>
+      </w:r>
+      <w:r>
+        <w:t xml:space="preserve"> generation is. A brush that does not touch what it is painting and fingers that merge are the failure the note at the top of this document warns about, on the slot most likely to show it — children holding tools, with paint and paper in frame. The Halloween framing is a separate and equally sufficient reason.</w:t>
+      </w:r>
+    </w:p>
+    <w:p>
+      <w:pPr>
+        <w:spacing w:after="160" w:line="276"/>
+      </w:pPr>
+      <w:r>
+        <w:t xml:space="preserve">The lesson that generalises is the checking, not the sourcing: look at every candidate at full size, at the hands and at anything with writing on it, whichever way it was made.</w:t>
       </w:r>
     </w:p>
     <w:p>

--- a/docs/shot-list.docx
+++ b/docs/shot-list.docx
@@ -283,7 +283,7 @@
         <w:spacing w:after="160" w:line="276"/>
       </w:pPr>
       <w:r>
-        <w:t xml:space="preserve">So the audit table below carries a provenance column. Fill it in as images are replaced; </w:t>
+        <w:t xml:space="preserve">So the audit table below carries a provenance column, and it is filled in: the original eight that remain were generated, and the three replacements came from Adobe Stock. Keep it filled in for anything swapped later — </w:t>
       </w:r>
       <w:r>
         <w:rPr>
@@ -295,7 +295,7 @@
         <w:t xml:space="preserve">[[TO CONFIRM]]</w:t>
       </w:r>
       <w:r>
-        <w:t xml:space="preserve"> is not a stalling device, it is an honest record that nobody currently knows.</w:t>
+        <w:t xml:space="preserve"> against a row is an honest record that nobody knows, and is better than a guess that reads as fact.</w:t>
       </w:r>
     </w:p>
     <w:p>
@@ -780,15 +780,30 @@
           <w:sz w:val="24"/>
           <w:szCs w:val="24"/>
         </w:rPr>
-        <w:t xml:space="preserve">The set as it stands</w:t>
-      </w:r>
-    </w:p>
-    <w:p>
-      <w:pPr>
-        <w:spacing w:after="160" w:line="276"/>
-      </w:pPr>
-      <w:r>
-        <w:t xml:space="preserve">Audited by opening all eleven, not by reading the file names. Everyone visible in every photograph that has a person in it is white. Cross a row off as it is replaced.</w:t>
+        <w:t xml:space="preserve">The set as it stands — closed</w:t>
+      </w:r>
+    </w:p>
+    <w:p>
+      <w:pPr>
+        <w:spacing w:after="160" w:line="276"/>
+      </w:pPr>
+      <w:r>
+        <w:rPr>
+          <w:b/>
+          <w:bCs/>
+        </w:rPr>
+        <w:t xml:space="preserve">Three were replaced and the set was then called finished.</w:t>
+      </w:r>
+      <w:r>
+        <w:t xml:space="preserve"> Slots 2, 3, 4, 7, 9 and 10 still show the original cast; that is a decision, not a backlog. The casting rule above stays in force for anything bought or generated from here on, which is what it is for — it governs the next purchase, not a queue of pending ones.</w:t>
+      </w:r>
+    </w:p>
+    <w:p>
+      <w:pPr>
+        <w:spacing w:after="160" w:line="276"/>
+      </w:pPr>
+      <w:r>
+        <w:t xml:space="preserve">The audit is kept rather than deleted because it is the evidence for the rule. A future reader asking why this document has a casting section gets a straight answer from the table.</w:t>
       </w:r>
     </w:p>
     <w:tbl>
@@ -1032,7 +1047,7 @@
               <w:spacing w:after="0" w:line="260"/>
             </w:pPr>
             <w:r>
-              <w:t xml:space="preserve">[[TO CONFIRM]]</w:t>
+              <w:t xml:space="preserve">Adobe Stock</w:t>
             </w:r>
           </w:p>
         </w:tc>
@@ -1176,7 +1191,7 @@
               <w:spacing w:after="0" w:line="260"/>
             </w:pPr>
             <w:r>
-              <w:t xml:space="preserve">Recast when convenient — a hand still has a skin tone</w:t>
+              <w:t xml:space="preserve">Kept</w:t>
             </w:r>
           </w:p>
         </w:tc>
@@ -1282,11 +1297,7 @@
               <w:spacing w:after="0" w:line="260"/>
             </w:pPr>
             <w:r>
-              <w:rPr>
-                <w:b/>
-                <w:bCs/>
-              </w:rPr>
-              <w:t xml:space="preserve">Recast</w:t>
+              <w:t xml:space="preserve">Kept</w:t>
             </w:r>
           </w:p>
         </w:tc>
@@ -1392,7 +1403,7 @@
               <w:spacing w:after="0" w:line="260"/>
             </w:pPr>
             <w:r>
-              <w:t xml:space="preserve">Recast when convenient</w:t>
+              <w:t xml:space="preserve">Kept</w:t>
             </w:r>
           </w:p>
         </w:tc>
@@ -1479,7 +1490,7 @@
               <w:spacing w:after="0" w:line="260"/>
             </w:pPr>
             <w:r>
-              <w:t xml:space="preserve">[[TO CONFIRM]]</w:t>
+              <w:t xml:space="preserve">Adobe Stock</w:t>
             </w:r>
           </w:p>
         </w:tc>
@@ -1717,11 +1728,7 @@
               <w:spacing w:after="0" w:line="260"/>
             </w:pPr>
             <w:r>
-              <w:rPr>
-                <w:b/>
-                <w:bCs/>
-              </w:rPr>
-              <w:t xml:space="preserve">Recast</w:t>
+              <w:t xml:space="preserve">Kept</w:t>
             </w:r>
           </w:p>
         </w:tc>
@@ -1808,7 +1815,7 @@
               <w:spacing w:after="0" w:line="260"/>
             </w:pPr>
             <w:r>
-              <w:t xml:space="preserve">[[TO CONFIRM]]</w:t>
+              <w:t xml:space="preserve">Adobe Stock</w:t>
             </w:r>
           </w:p>
         </w:tc>
@@ -1940,14 +1947,7 @@
               <w:spacing w:after="0" w:line="260"/>
             </w:pPr>
             <w:r>
-              <w:rPr>
-                <w:b/>
-                <w:bCs/>
-              </w:rPr>
-              <w:t xml:space="preserve">Recast</w:t>
-            </w:r>
-            <w:r>
-              <w:t xml:space="preserve"> — four children in one frame is the cheapest range on the page. One candidate was rejected: see below</w:t>
+              <w:t xml:space="preserve">Kept — one replacement candidate was rejected, see below</w:t>
             </w:r>
           </w:p>
         </w:tc>
@@ -2053,11 +2053,7 @@
               <w:spacing w:after="0" w:line="260"/>
             </w:pPr>
             <w:r>
-              <w:rPr>
-                <w:b/>
-                <w:bCs/>
-              </w:rPr>
-              <w:t xml:space="preserve">Recast</w:t>
+              <w:t xml:space="preserve">Kept</w:t>
             </w:r>
           </w:p>
         </w:tc>
@@ -2179,22 +2175,47 @@
         <w:spacing w:after="160" w:line="276"/>
       </w:pPr>
       <w:r>
-        <w:t xml:space="preserve">Seven of these need a model release, which is unchanged from the original brief — slots 1, 3, 5, 7, 8, 9 and 10 all show identifiable faces. Slots 2 and 4 are hands and can come from a free library.</w:t>
-      </w:r>
-    </w:p>
-    <w:p>
-      <w:pPr>
-        <w:spacing w:after="160" w:line="276"/>
-      </w:pPr>
-      <w:r>
-        <w:rPr>
-          <w:b/>
-          <w:bCs/>
-        </w:rPr>
-        <w:t xml:space="preserve">Three replaced so far.</w:t>
-      </w:r>
-      <w:r>
-        <w:t xml:space="preserve"> The hero now has a father teaching, which changes what slot 5 has to carry: the point about not losing a father-teaching photograph is satisfied by slot 1, so slot 5 was free to change. Five to go — 2, 3, 4, 7, 9 — plus 10.</w:t>
+        <w:rPr>
+          <w:b/>
+          <w:bCs/>
+        </w:rPr>
+        <w:t xml:space="preserve">Three of the eleven are licensed photography and need their paperwork kept.</w:t>
+      </w:r>
+      <w:r>
+        <w:t xml:space="preserve"> Slots 1, 5 and 8 came from Adobe Stock and all three show an identifiable child, so the model releases are the ones Adobe supplies with the licence. </w:t>
+      </w:r>
+      <w:r>
+        <w:rPr>
+          <w:b/>
+          <w:bCs/>
+        </w:rPr>
+        <w:t xml:space="preserve">The asset IDs and receipts are not recorded anywhere yet, and should be</w:t>
+      </w:r>
+      <w:r>
+        <w:t xml:space="preserve"> — the note under Buying below says why, and reconstructing which purchase produced which file gets harder every month.</w:t>
+      </w:r>
+    </w:p>
+    <w:p>
+      <w:pPr>
+        <w:spacing w:after="160" w:line="276"/>
+      </w:pPr>
+      <w:r>
+        <w:t xml:space="preserve">The other eight were generated and need no release at all, which is what makes the two halves of this set different in kind rather than just in origin.</w:t>
+      </w:r>
+    </w:p>
+    <w:p>
+      <w:pPr>
+        <w:spacing w:after="160" w:line="276"/>
+      </w:pPr>
+      <w:r>
+        <w:rPr>
+          <w:b/>
+          <w:bCs/>
+        </w:rPr>
+        <w:t xml:space="preserve">Three replaced, and then the set was closed.</w:t>
+      </w:r>
+      <w:r>
+        <w:t xml:space="preserve"> The hero now has a father teaching, which changed what slot 5 had to carry: the point about not losing a father-teaching photograph is satisfied by slot 1, so slot 5 was free to change. The remaining slots were kept as they are.</w:t>
       </w:r>
     </w:p>
     <w:p>
@@ -3073,7 +3094,7 @@
         <w:spacing w:after="160" w:line="276"/>
       </w:pPr>
       <w:r>
-        <w:t xml:space="preserve">Eight slots to source. Four need releases — 1, 3, 7 and 10 — which is back to the original plan's budget, because 8 and 9 both work with heads down or from overhead.</w:t>
+        <w:t xml:space="preserve">Three of these were sourced — 1, 5 and 8 — and the rest were kept. The allocation below is left whole rather than trimmed to what was bought: it is the plan a future replacement should be picked against, so that one photograph swapped in two years' time does not have to re-derive it.</w:t>
       </w:r>
     </w:p>
     <w:p>
